--- a/javoblar/024.docx
+++ b/javoblar/024.docx
@@ -165,7 +165,7 @@
         <w:spacing w:after="40"/>
       </w:pPr>
       <w:r>
-        <w:t xml:space="preserve">Umumiy epidemiologiya va gospital infeksiyalar profilaktikasi. Oliy tibbiy ta'lim darsligi. — Toshkent: Tibbiyot nashriyoti.</w:t>
+        <w:t xml:space="preserve">O'zR SanQvaM № 0365-19. Tibbiy anjom-asboblar va buyumlarni sterilizatsiya qilish markazlarini loyihalashtirish, qurish va ekspluatatsiya qilish sanitariya qoidalari va me'yorlari. — Toshkent, 2019 (O'zR Bosh davlat sanitariya vrachi tomonidan 14.05.2019 tasdiqlangan). Rasmiy manba: ssv.uz; nusxa: xayrullokomilov.uz/kutubxona (ochiq manba).</w:t>
       </w:r>
     </w:p>
     <w:p>
@@ -178,7 +178,20 @@
         <w:spacing w:after="40"/>
       </w:pPr>
       <w:r>
-        <w:t xml:space="preserve">O'zbekiston Respublikasi SanPiN va uslubiy ko'rsatmalari (sterilizatsiya rejimlari va nazorati). Matn: xayrullokomilov.uz kutubxonasi (ochiq manba). URL: https://xayrullokomilov.uz/kutubxona</w:t>
+        <w:t xml:space="preserve">Umumiy epidemiologiya va gospital infeksiyalar profilaktikasi. Oliy tibbiy ta'lim muassasalari uchun darslik. — Toshkent: Tibbiyot nashriyoti.</w:t>
+      </w:r>
+    </w:p>
+    <w:p>
+      <w:pPr>
+        <w:pStyle w:val="ListParagraph"/>
+        <w:numPr>
+          <w:ilvl w:val="0"/>
+          <w:numId w:val="2"/>
+        </w:numPr>
+        <w:spacing w:after="40"/>
+      </w:pPr>
+      <w:r>
+        <w:t xml:space="preserve">O'zR Sog'liqni saqlash vazirligining DPMda sanitariya-epidemiologik tekshiruvlar o'tkazish tartibiga oid buyrug'i (Buyruq № 9, 15.01.2024). Nusxa: xayrullokomilov.uz/kutubxona (ochiq manba).</w:t>
       </w:r>
     </w:p>
     <w:sectPr>

--- a/javoblar/024.docx
+++ b/javoblar/024.docx
@@ -165,7 +165,7 @@
         <w:spacing w:after="40"/>
       </w:pPr>
       <w:r>
-        <w:t xml:space="preserve">O'zR SanQvaM № 0365-19. Tibbiy anjom-asboblar va buyumlarni sterilizatsiya qilish markazlarini loyihalashtirish, qurish va ekspluatatsiya qilish sanitariya qoidalari va me'yorlari. — Toshkent, 2019 (O'zR Bosh davlat sanitariya vrachi tomonidan 14.05.2019 tasdiqlangan). Rasmiy manba: ssv.uz; nusxa: xayrullokomilov.uz/kutubxona (ochiq manba).</w:t>
+        <w:t xml:space="preserve">SanQvaM № 0365-19. Tibbiy anjom-asboblar va buyumlarni sterilizatsiya qilish markazlarini loyihalashtirish, qurish va ekspluatatsiya qilish sanitariya qoidalari va me'yorlari. — Toshkent, 2019.</w:t>
       </w:r>
     </w:p>
     <w:p>
@@ -178,7 +178,7 @@
         <w:spacing w:after="40"/>
       </w:pPr>
       <w:r>
-        <w:t xml:space="preserve">Umumiy epidemiologiya va gospital infeksiyalar profilaktikasi. Oliy tibbiy ta'lim muassasalari uchun darslik. — Toshkent: Tibbiyot nashriyoti.</w:t>
+        <w:t xml:space="preserve">O'zR Sog'liqni saqlash vazirligining "DPMda sanitariya-epidemiologik tekshiruvlar o'tkazish tartibi to'g'risidagi nizomni tasdiqlash haqida"gi 2024-yil 15-yanvardagi 9-son buyrug'i.</w:t>
       </w:r>
     </w:p>
     <w:p>
@@ -191,7 +191,7 @@
         <w:spacing w:after="40"/>
       </w:pPr>
       <w:r>
-        <w:t xml:space="preserve">O'zR Sog'liqni saqlash vazirligining DPMda sanitariya-epidemiologik tekshiruvlar o'tkazish tartibiga oid buyrug'i (Buyruq № 9, 15.01.2024). Nusxa: xayrullokomilov.uz/kutubxona (ochiq manba).</w:t>
+        <w:t xml:space="preserve">Mirtazayev O.M., Zuyeva L.P., Matnazarova G.S. Epidemiologiya. — Toshkent, 2016.</w:t>
       </w:r>
     </w:p>
     <w:sectPr>

--- a/javoblar/024.docx
+++ b/javoblar/024.docx
@@ -8,7 +8,7 @@
         <w:spacing w:after="200"/>
       </w:pPr>
       <w:r>
-        <w:t xml:space="preserve">24. DPM sterilizatsiya bo'limi faoliyatini tekshirish tartibi</w:t>
+        <w:t xml:space="preserve">24. Dezinfeksiya turlari, yuqumli kasalliklarga qarshi kurashda dezinfeksiyaning ahamiyati</w:t>
       </w:r>
     </w:p>
     <w:p>
@@ -17,7 +17,7 @@
         <w:jc w:val="both"/>
       </w:pPr>
       <w:r>
-        <w:t xml:space="preserve">Davolash-profilaktika muassasasi (DPM) sterilizatsiya bo'limi — tibbiy asbob-uskunalar va materiallarni dezinfeksiya qilish, tozalash va sterilizatsiyalash bilan shug'ullanuvchi bo'linma bo'lib, uning faoliyati bevosita bemorlar va xodimlar infeksion xavfsizligi bilan bog'liq. Shu bois sterilizatsiya bo'limi faoliyati muntazam tekshiriladi. Tekshiruv — bo'lim ishining sanitariya-epidemiologik talablar va sterilizatsiya rejimlariga muvofiqligini baholash, kamchiliklarni aniqlash va bartaraf etish yo'li bilan shifoxona ichi infeksiyalarining oldini olishga qaratilgan nazorat tadbiridir [1][2]. Tekshiruvni davlat sanitariya nazorati organlari, shuningdek muassasaning ichki sifat nazorati tizimi amalga oshiradi.</w:t>
+        <w:t xml:space="preserve">Dezinfeksiya — tashqi muhit obyektlarida yuqumli kasallik qo'zg'atuvchilarini (patogen va shartli-patogen mikroorganizmlarni) yo'q qilishga qaratilgan tadbirlar majmuidir. U sterilizatsiyadan farq qiladi: sterilizatsiya barcha mikroorganizmlarni, jumladan sporalarni ham to'liq yo'q qilsa, dezinfeksiya asosan vegetativ patogen shakllarni yo'qotadi. Dezinfeksiya epidemik jarayonning ikkinchi bo'g'iniga — qo'zg'atuvchining yuqish mexanizmiga ta'sir qiladi va shu bilan epidemiyaga qarshi kurashning muhim, mustaqil yo'nalishlaridan biri hisoblanadi [1][2].</w:t>
       </w:r>
     </w:p>
     <w:p>
@@ -26,7 +26,7 @@
         <w:spacing w:after="80" w:before="160"/>
       </w:pPr>
       <w:r>
-        <w:t xml:space="preserve">Tekshiruv maqsadi va turlari</w:t>
+        <w:t xml:space="preserve">Dezinfeksiya turlari (maqsadiga ko'ra)</w:t>
       </w:r>
     </w:p>
     <w:p>
@@ -35,7 +35,7 @@
         <w:jc w:val="both"/>
       </w:pPr>
       <w:r>
-        <w:t xml:space="preserve">Tekshiruvning asosiy maqsadi — sterilizatsiya jarayonining barcha bosqichlari to'g'ri va samarali o'tkazilayotganiga ishonch hosil qilishdir. Tekshiruvlar turli xususiyatga ega bo'lishi mumkin: rejali (oldindan belgilangan jadval bo'yicha), rejadan tashqari (shikoyat, epidemik noxushlik yoki asorat holatlari bo'yicha) va ichki (muassasaning o'zi tomonidan, o'z-o'zini nazorat tarzida). Davlat sanitariya nazorati organlari tomonidan o'tkaziladigan tashqi tekshiruvlar qonunchilikda belgilangan tartibda, tekshiriladigan muassasaning huquqlarini hurmat qilgan holda amalga oshiriladi. Har bir tekshiruv aniq dastur va ko'rsatkichlar asosida olib boriladi [2]. Tekshiruv usullari kuzatuv, hujjatlarni o'rganish, intervyu va laboratoriya nazorati (surtma va test namunalari olish)ni o'z ichiga oladi. Ob'ektiv baho berish uchun tekshiruvchi faqat tashqi ko'rinishga emas, balki o'lchanadigan ko'rsatkichlarga — nazorat natijalari, jurnal yozuvlari va laboratoriya ma'lumotlariga tayanadi.</w:t>
+        <w:t xml:space="preserve">O'tkazilish maqsadiga ko'ra dezinfeksiya ikki asosiy turga bo'linadi: profilaktik va o'choqdagi. Profilaktik dezinfeksiya aniq infeksiya manbai yo'q, biroq qo'zg'atuvchi to'planishi va yuqishi ehtimoli mavjud joylarda muntazam o'tkaziladi (jamoat joylari, suv ta'minoti, umumiy ovqatlanish, tibbiy muassasalar). O'choqdagi dezinfeksiya esa infeksiya manbai aniqlangan joyda o'tkaziladi va o'z navbatida ikki turga bo'linadi: joriy dezinfeksiya (bemor manba bo'lib turgan davrda muntazam) va yakuniy dezinfeksiya (manba o'choqdan olib chiqilgach bir marta). Bu tasnif dezinfeksiyani epidemik vaziyatga mos tashkil etish imkonini beradi [1]. Profilaktik dezinfeksiya kasallik hali paydo bo'lmasdan turib qo'zg'atuvchining to'planishiga yo'l qo'ymaslikka, o'choqdagi dezinfeksiya esa allaqachon mavjud bo'lgan infeksiya manbaidan tarqalayotgan qo'zg'atuvchini yo'q qilishga qaratilgan. Shu bois ularning hajmi, rejimi va tashkil etilishi turlicha bo'ladi: profilaktik dezinfeksiya rejali va doimiy, o'choqdagi dezinfeksiya esa aniq vaziyatga bog'liq va maqsadli xususiyat kasb etadi.</w:t>
       </w:r>
     </w:p>
     <w:p>
@@ -44,7 +44,7 @@
         <w:spacing w:after="80" w:before="160"/>
       </w:pPr>
       <w:r>
-        <w:t xml:space="preserve">Bino va zonalarni tekshirish</w:t>
+        <w:t xml:space="preserve">Dezinfeksiya usullari (vositasiga ko'ra)</w:t>
       </w:r>
     </w:p>
     <w:p>
@@ -53,7 +53,7 @@
         <w:jc w:val="both"/>
       </w:pPr>
       <w:r>
-        <w:t xml:space="preserve">Tekshiruv bo'lim binosi va uning tashkil etilishini baholashdan boshlanadi. "Iflosdan tozaga" bir yo'nalishli oqim prinsipiga rioya qilinganligi, iflos, toza va steril zonalarning ajratilganligi, oqimlarning kesishmasligi tekshiriladi. Xonalar holati (yuvilishi oson qoplamalar, yorug'lik, ventilyatsiya, suv ta'minoti), harorat va namlik rejimi, tozalik baholanadi. Xodimlar oqimi va ularning zonalar o'rtasida harakatlanishi ham nazorat qilinadi, chunki bu krest kontaminatsiya (chalkash ifloslanish) xavfini belgilaydi. Bino rejasining talablarga mosligi sterilizatsiya sifatining asosiy sharti hisoblanadi [1]. Agar zonalar to'g'ri ajratilmagan yoki iflos va toza oqimlar kesishsa, sterilizatsiya qilingan materiallar qayta ifloslanishi mumkin va butun jarayon mazmunini yo'qotadi. Shu bois tekshiruvchi zonalarning fizik ajratilganligiga, eshiklar va o'tish joylarining to'g'ri joylashganiga hamda havo oqimi yo'nalishiga alohida e'tibor beradi. Markazlashgan sterilizatsiya bo'limining afzalligi ham aynan shunday nazorat qilinadigan, standartlashtirilgan muhitni ta'minlashida namoyon bo'ladi.</w:t>
+        <w:t xml:space="preserve">Qo'llaniladigan vositaga ko'ra dezinfeksiya bir necha usulga bo'linadi. Mexanik usul — changyutish, yuvish, shamollatish, iflos qatlamni olib tashlash orqali qo'zg'atuvchi sonini kamaytiradi. Fizik usul — yuqori harorat (qaynatish, bug', quruq issiq havo), ultrabinafsha nurlanish, qizdirish va quritish. Kimyoviy usul — dezinfeksiyalovchi moddalar (xlor saqlovchi preparatlar, vodorod peroksid, chetvertichli ammoniy birikmalari, spirtlar) eritmalari bilan ishlov berish; bu eng keng tarqalgan usul. Biologik usul esa mikroorganizmlar yoki ularning mahsulotlaridan foydalanishga asoslanadi (asosan chiqindi suvlar va biologik chiqindilarni tozalashda) [2]. Amalda ko'pincha bir necha usul birgalikda, bosqichma-bosqich qo'llaniladi — masalan, avval mexanik tozalash, so'ng kimyoviy yoki fizik ishlov beriladi.</w:t>
       </w:r>
     </w:p>
     <w:p>
@@ -62,7 +62,7 @@
         <w:spacing w:after="80" w:before="160"/>
       </w:pPr>
       <w:r>
-        <w:t xml:space="preserve">Qayta ishlov bosqichlarini tekshirish</w:t>
+        <w:t xml:space="preserve">Dezinfeksiyalovchi vositalarning guruhlari</w:t>
       </w:r>
     </w:p>
     <w:p>
@@ -71,7 +71,7 @@
         <w:jc w:val="both"/>
       </w:pPr>
       <w:r>
-        <w:t xml:space="preserve">Tekshiruvning markaziy qismi — asboblarni qayta ishlash bosqichlarining to'g'ri bajarilishini baholashdir. Dezinfeksiya, sterilizatsiyadan oldingi tozalash, quritish, qadoqlash va sterilizatsiya bosqichlari ketma-ket ko'rib chiqiladi. Sterilizatsiyadan oldingi tozalash sifati maxsus sinamalar bilan tekshiriladi: yashirin qon qoldig'iga azopiram yoki amidopirin sinamasi, yuvish vositasi qoldig'iga fenolftalein sinamasi. Agar sinama musbat natija bersa, tozalash samarasiz hisoblanadi va asboblar qayta ishlanadi. Bu bosqich sterilizatsiya samaradorligining muhim sharti bo'lgani uchun unga alohida e'tibor qaratiladi [1][2].</w:t>
+        <w:t xml:space="preserve">Kimyoviy dezinfeksiyalovchi vositalar kimyoviy tabiatiga ko'ra bir necha guruhga bo'linadi: galogen saqlovchi (xlor va yod birikmalari), kislorod saqlovchi (vodorod peroksid, perborat), sirt-faol moddalar (chetvertichli ammoniy birikmalari), aldegidlar (glutaraldegid, formaldegid), spirtlar va fenol birikmalari. Har bir guruhning o'z faollik spektri, afzalliklari va kamchiliklari bor. Vositani tanlashda qo'zg'atuvchi turi va chidamliligi, obyekt xususiyati, toksiklik va narx hisobga olinadi. To'g'ri konsentratsiya va ekspozitsiya vaqtiga rioya qilish samaradorlikning asosiy shartidir [2]. Ideal dezinfeksiyalovchi vosita keng ta'sir spektriga ega, tez ta'sir qiluvchi, odam va obyektlar uchun xavfsiz, arzon va ishlatish uchun qulay bo'lishi kerak; biroq amalda barcha xususiyatlarni bir vositada birlashtirish qiyin, shu bois har bir vaziyat uchun eng maqbul vosita tanlanadi.</w:t>
       </w:r>
     </w:p>
     <w:p>
@@ -80,7 +80,7 @@
         <w:spacing w:after="80" w:before="160"/>
       </w:pPr>
       <w:r>
-        <w:t xml:space="preserve">Sterilizatsiya nazoratini tekshirish</w:t>
+        <w:t xml:space="preserve">Dezinfeksiyaning yuqumli kasalliklarga qarshi kurashdagi ahamiyati</w:t>
       </w:r>
     </w:p>
     <w:p>
@@ -89,7 +89,7 @@
         <w:jc w:val="both"/>
       </w:pPr>
       <w:r>
-        <w:t xml:space="preserve">Sterilizatsiya rejimlari va ularning nazorati alohida tekshiriladi. Sterilizatorlar (avtoklav, quruq-havo shkafi) texnik holati, kalibrlanganligi va to'g'ri ishlashi baholanadi. Sterilizatsiya nazoratining uch turi tekshiriladi: fizik (harorat, bosim, vaqt ko'rsatkichlari jurnallari), kimyoviy (indikatorlar ishlatilishi va natijalari) va bakteriologik (test-mikroorganizmlar bilan nazorat natijalari). Bakteriologik nazorat sterilizatsiya ishonchliligining eng qat'iy ko'rsatkichidir. Steril materiallar qadog'i, belgilanishi va saqlash muddatiga rioya qilinganligi ham nazorat qilinadi [2]. Tekshiruvchi sterilizatsiya jurnallaridagi yozuvlarni real sterilizatsiya tsikllari bilan solishtiradi, indikatorlar rangining to'g'ri o'zgarganini baholaydi va bakteriologik nazorat qanchalik muntazam o'tkazilayotganini tekshiradi. Agar biror sterilizatorda yoki rejimda takrorlanuvchi nosozlik aniqlansa, bu jihoz validatsiyadan o'tkazilmaguncha ishlatilmaydi. Shunday qilib, sterilizatsiya nazorati nafaqat yakuniy natijani, balki butun jarayonning ishonchliligini qamrab oladi.</w:t>
+        <w:t xml:space="preserve">Dezinfeksiyaning ahamiyati, ayniqsa tashqi muhit orqali yuqadigan infeksiyalarda juda katta. Fekal-oral mexanizmli ichak infeksiyalarida (ich terlama, dizenteriya, vabo, virusli gepatit A) dezinfeksiya qo'zg'atuvchining suv, oziq-ovqat va maishiy omillar orqali yuqishiga to'sqinlik qiladi. Tibbiy muassasalarda dezinfeksiya shifoxona ichi infeksiyalarining, jumladan qon orqali yuqadigan infeksiyalarning oldini oladi. Dezinfeksiya epidemik o'choqni lokalizatsiya qilish va bartaraf etishning muhim vositasi bo'lib, boshqa tadbirlar (bemorni ajratish, muloqotdagilarni kuzatish) bilan birgalikda qo'llaniladi [1][2]. Shuni ta'kidlash kerakki, dezinfeksiyaning ahamiyati kasallik turiga qarab turlicha: tashqi muhitda chidamli qo'zg'atuvchilar keltirgan kasalliklarda (ich terlama, virusli gepatit, sil) u hal qiluvchi, havo-tomchi orqali tez yuqadigan va tashqi muhitda tez nobud bo'ladigan qo'zg'atuvchilarda (gripp, qizamiq) esa cheklangan ahamiyatga ega. Shu bois dezinfeksiya hajmi har bir kasallik uchun alohida belgilanadi.</w:t>
       </w:r>
     </w:p>
     <w:p>
@@ -98,7 +98,7 @@
         <w:spacing w:after="80" w:before="160"/>
       </w:pPr>
       <w:r>
-        <w:t xml:space="preserve">Hujjatlar va xodimlarni tekshirish</w:t>
+        <w:t xml:space="preserve">Samaradorlik va nazorat</w:t>
       </w:r>
     </w:p>
     <w:p>
@@ -107,7 +107,7 @@
         <w:jc w:val="both"/>
       </w:pPr>
       <w:r>
-        <w:t xml:space="preserve">Tekshiruv davomida bo'lim hujjatlari ko'rib chiqiladi: sterilizatsiya rejimlari jurnallari, nazorat natijalari qaydlari, jihozlar texnik xizmat va kalibrlash hujjatlari. Hujjatlarning to'liq va to'g'ri yuritilishi sifat boshqaruvining ko'rsatkichidir. Xodimlarning malakasi, maxsus tayyorgarlikdan o'tganligi, tibbiy ko'rikdan o'tishi va virusli gepatit B-ga qarshi emlanganligi baholanadi. Xodimlar shaxsiy himoya vositalaridan foydalanishi va sanitariya-gigiyenik rejimga rioya qilishi kuzatiladi. Bu jihatlar sterilizatsiya jarayonining ishonchliligini ta'minlaydi [1]. Xodimlar bilan suhbat va ularning amaliy ko'nikmalarini kuzatish ham tekshiruvning qismi bo'lib, bu nazariy bilim amaliyotga qanchalik to'g'ri tatbiq etilayotganini ko'rsatadi. Ko'pincha kamchiliklar jihoz nosozligidan emas, balki inson omilidan — qoidalarni bilmaslik yoki ularga rioya qilmaslikdan kelib chiqadi, shu bois xodimlar malakasini oshirish tekshiruvdan keyingi muhim tadbir hisoblanadi.</w:t>
+        <w:t xml:space="preserve">Dezinfeksiya samaradorligi uning to'g'ri o'tkazilishiga bog'liq va nazorat qilinadi. Nazorat uch xil bo'ladi: vizual (tozalikni baholash), kimyoviy (eritma konsentratsiyasini tekshirish) va bakteriologik (ishlov berilgan yuzalardan surtma olib qo'zg'atuvchi qolgan-qolmaganligini aniqlash). Bakteriologik nazorat eng ishonchli ko'rsatkichdir. Noto'g'ri tanlangan vosita, yetarli bo'lmagan konsentratsiya yoki ekspozitsiya dezinfeksiyani samarasiz qiladi va soxta xavfsizlik tuyg'usini keltirib chiqaradi. Shu bois nazorat dezinfeksiyaning ajralmas qismidir [2]. Dezinfeksiya samaradorligiga ta'sir qiluvchi omillar ko'p: qo'zg'atuvchining turi va chidamliligi, obyekt yuzasidagi organik qoldiqlar (qon, oqsil dezinfeksiyalovchi moddani neytrallaydi), harorat, eritmaning yangiligi va to'g'ri tayyorlanganligi. Shuning uchun dezinfeksiyadan oldin obyektni mexanik tozalash (yuvish) ko'pincha zarur bosqich hisoblanadi, chunki iflos yuzada dezinfeksiya to'liq samara bermaydi.</w:t>
       </w:r>
     </w:p>
     <w:p>
@@ -116,7 +116,7 @@
         <w:spacing w:after="80" w:before="160"/>
       </w:pPr>
       <w:r>
-        <w:t xml:space="preserve">Tekshiruv natijalari va choralar</w:t>
+        <w:t xml:space="preserve">Xavfsizlik va amaliy jihatlar</w:t>
       </w:r>
     </w:p>
     <w:p>
@@ -125,7 +125,7 @@
         <w:jc w:val="both"/>
       </w:pPr>
       <w:r>
-        <w:t xml:space="preserve">Tekshiruv yakunida uning natijalari rasmiylashtiriladi: aniqlangan kamchiliklar, ularni bartaraf etish bo'yicha ko'rsatma va muddatlar belgilanadi. Jiddiy qoidabuzarliklar (sterilizatsiya rejimining buzilishi, bakteriologik nazoratning salbiy natijasi) aniqlanganda ma'muriy chora ko'rilishi yoki, aholi salomatligiga tahdid bo'lsa, faoliyatni vaqtincha to'xtatish mumkin. Kamchiliklar bartaraf etilgach, ularning haqiqatan va to'liq to'g'rilanganiga ishonch hosil qilish maqsadida qayta tekshiruv o'tkaziladi. Tekshiruv natijalari tahlili sterilizatsiya ishini tizimli takomillashtirishga xizmat qiladi [2]. Tekshiruvning samaradorligi uning muntazamligiga va xolisligiga bog'liq: bir martalik, formal tekshiruv emas, balki doimiy nazorat va o'z-o'zini nazorat tizimi haqiqiy natija beradi. Shu bois ko'plab muassasalarda ichki sifat nazorati komissiyasi tuziladi va u sterilizatsiya bo'limi ishini muntazam baholab boradi, bu esa tashqi tekshiruvlarga doimiy tayyorlikni ta'minlaydi.</w:t>
+        <w:t xml:space="preserve">Dezinfeksiyalovchi vositalarning ko'pchiligi zaharli va agressiv moddalar bo'lgani uchun ular bilan ishlashda xavfsizlik texnikasiga rioya qilish shart: shaxsiy himoya vositalaridan (qo'lqop, niqob, maxsus kiyim) foydalanish, eritmalarni to'g'ri tayyorlash, vositalarni belgilangan tartibda saqlash va yaroqlilik muddatini nazorat qilish. Dezinfeksiya tadbirlari hujjatlashtiriladi va davlat sanitariya nazorati ostida bo'ladi. Xodimlarning malakasi va vositalar bilan ta'minlanganligi dezinfeksiya sifatini belgilaydi [1]. Dezinfeksiyalovchi vositalarni almashtirib turish ham muhim, chunki ba'zi mikroorganizmlar vaqt o'tishi bilan muayyan vositaga nisbatan chidamlilik hosil qilishi mumkin; shu bois tibbiy muassasalarda vositalar rotatsiyasi tavsiya etiladi. Shuningdek, zamonaviy sharoitda ekologik jihatdan xavfsizroq va kam toksik vositalarga, avtomatlashtirilgan dezinfeksiya tizimlariga (masalan, havo va yuzalarni zararsizlantiruvchi qurilmalar) ustunlik berilmoqda.</w:t>
       </w:r>
     </w:p>
     <w:p>
@@ -143,7 +143,7 @@
         <w:jc w:val="both"/>
       </w:pPr>
       <w:r>
-        <w:t xml:space="preserve">DPM sterilizatsiya bo'limi faoliyatini tekshirish — shifoxona ichi infeksiyalarining oldini olishga qaratilgan muhim nazorat tadbiridir. Tekshiruv bino va zonalar tashkili, qayta ishlov bosqichlari, sterilizatsiya rejimlari va ularning fizik, kimyoviy, bakteriologik nazorati, hujjatlar hamda xodimlar malakasini qamrab oladi. Aniqlangan kamchiliklar bo'yicha ko'rsatma beriladi, muddat belgilanadi va zarurat bo'lganda ma'muriy chora ko'riladi. Muntazam va puxta tekshiruv sterilizatsiyaning ishonchliligini va tibbiy aralashuvlar xavfsizligini ta'minlaydi, bu esa bemorlar va tibbiy xodimlarni qon orqali yuqadigan infeksiyalar va yiringli-septik asoratlardan himoya qilishning asosidir.</w:t>
+        <w:t xml:space="preserve">Dezinfeksiya — tashqi muhitdagi qo'zg'atuvchilarni yo'q qilib, yuqish mexanizmini uzadigan muhim epidemiyaga qarshi tadbirdir. Maqsadiga ko'ra u profilaktik va o'choqdagi (joriy, yakuniy) turlarga, vositasiga ko'ra mexanik, fizik, kimyoviy va biologik usullarga bo'linadi. Dezinfeksiyaning ahamiyati ayniqsa ichak infeksiyalari va shifoxona ichi infeksiyalariga qarshi kurashda yuqori. Uning samaradorligi to'g'ri vosita, konsentratsiya va ekspozitsiyaga, shuningdek bakteriologik nazoratga bog'liq. Shu bois dezinfeksiya yuqumli kasalliklarga qarshi kurash tizimining asosiy komponentlaridan biri hisoblanadi va uning turlarini hamda to'g'ri qo'llanilishini bilish vrach-epidemiolog uchun zaruriy amaliy malakadir.</w:t>
       </w:r>
     </w:p>
     <w:p>
@@ -165,7 +165,7 @@
         <w:spacing w:after="40"/>
       </w:pPr>
       <w:r>
-        <w:t xml:space="preserve">SanQvaM № 0365-19. Tibbiy anjom-asboblar va buyumlarni sterilizatsiya qilish markazlarini loyihalashtirish, qurish va ekspluatatsiya qilish sanitariya qoidalari va me'yorlari. — Toshkent, 2019.</w:t>
+        <w:t xml:space="preserve">SanQvaN 0090-25. Dezinfeksiya tadbirlarini o'tkazish ... sanitariya qoidalari, normalari va gigiyena normativlari. O'zR SSV huzuridagi SEO va JSQ qo'mitasi, 2025-yil 5-may, 8-son qaror (Adliya vazirligida 03.06.2025, № 350). URL: https://lex.uz/docs/-7556121</w:t>
       </w:r>
     </w:p>
     <w:p>
@@ -178,7 +178,7 @@
         <w:spacing w:after="40"/>
       </w:pPr>
       <w:r>
-        <w:t xml:space="preserve">O'zR Sog'liqni saqlash vazirligining "DPMda sanitariya-epidemiologik tekshiruvlar o'tkazish tartibi to'g'risidagi nizomni tasdiqlash haqida"gi 2024-yil 15-yanvardagi 9-son buyrug'i.</w:t>
+        <w:t xml:space="preserve">Osipova V.L. Dezinfeksiya: o'quv qo'llanma. — Moskva: GEOTAR-Media, 2009.</w:t>
       </w:r>
     </w:p>
     <w:p>
@@ -397,6 +397,18 @@
       <w:lvlJc w:val="left"/>
       <w:pPr>
         <w:ind w:left="576" w:hanging="316"/>
+      </w:pPr>
+    </w:lvl>
+  </w:abstractNum>
+  <w:abstractNum w:abstractNumId="90">
+    <w:multiLevelType w:val="hybridMultilevel"/>
+    <w:lvl w:ilvl="0">
+      <w:start w:val="1"/>
+      <w:numFmt w:val="decimal"/>
+      <w:lvlText w:val="%1)"/>
+      <w:lvlJc w:val="left"/>
+      <w:pPr>
+        <w:ind w:left="851" w:hanging="425"/>
       </w:pPr>
     </w:lvl>
   </w:abstractNum>

--- a/javoblar/024.docx
+++ b/javoblar/024.docx
@@ -5,153 +5,311 @@
     <w:p>
       <w:pPr>
         <w:pStyle w:val="Heading1"/>
-        <w:spacing w:after="200"/>
-      </w:pPr>
-      <w:r>
+        <w:spacing w:after="240"/>
+        <w:jc w:val="center"/>
+      </w:pPr>
+      <w:r>
+        <w:rPr>
+          <w:rFonts w:ascii="Times New Roman" w:cs="Times New Roman" w:eastAsia="Times New Roman" w:hAnsi="Times New Roman"/>
+          <w:b/>
+          <w:bCs/>
+          <w:sz w:val="28"/>
+          <w:szCs w:val="28"/>
+        </w:rPr>
         <w:t xml:space="preserve">24. Dezinfeksiya turlari, yuqumli kasalliklarga qarshi kurashda dezinfeksiyaning ahamiyati</w:t>
       </w:r>
     </w:p>
     <w:p>
       <w:pPr>
-        <w:spacing w:after="120"/>
+        <w:spacing w:after="120" w:line="276"/>
+        <w:ind w:firstLine="567"/>
         <w:jc w:val="both"/>
       </w:pPr>
       <w:r>
+        <w:rPr>
+          <w:rFonts w:ascii="Times New Roman" w:cs="Times New Roman" w:eastAsia="Times New Roman" w:hAnsi="Times New Roman"/>
+          <w:sz w:val="28"/>
+          <w:szCs w:val="28"/>
+        </w:rPr>
         <w:t xml:space="preserve">Dezinfeksiya — tashqi muhit obyektlarida yuqumli kasallik qo'zg'atuvchilarini (patogen va shartli-patogen mikroorganizmlarni) yo'q qilishga qaratilgan tadbirlar majmuidir. U sterilizatsiyadan farq qiladi: sterilizatsiya barcha mikroorganizmlarni, jumladan sporalarni ham to'liq yo'q qilsa, dezinfeksiya asosan vegetativ patogen shakllarni yo'qotadi. Dezinfeksiya epidemik jarayonning ikkinchi bo'g'iniga — qo'zg'atuvchining yuqish mexanizmiga ta'sir qiladi va shu bilan epidemiyaga qarshi kurashning muhim, mustaqil yo'nalishlaridan biri hisoblanadi [1][2].</w:t>
       </w:r>
     </w:p>
     <w:p>
       <w:pPr>
         <w:pStyle w:val="Heading2"/>
-        <w:spacing w:after="80" w:before="160"/>
-      </w:pPr>
-      <w:r>
+        <w:spacing w:after="100" w:before="200"/>
+      </w:pPr>
+      <w:r>
+        <w:rPr>
+          <w:rFonts w:ascii="Times New Roman" w:cs="Times New Roman" w:eastAsia="Times New Roman" w:hAnsi="Times New Roman"/>
+          <w:b/>
+          <w:bCs/>
+          <w:sz w:val="28"/>
+          <w:szCs w:val="28"/>
+        </w:rPr>
         <w:t xml:space="preserve">Dezinfeksiya turlari (maqsadiga ko'ra)</w:t>
       </w:r>
     </w:p>
     <w:p>
       <w:pPr>
-        <w:spacing w:after="120"/>
+        <w:spacing w:after="120" w:line="276"/>
+        <w:ind w:firstLine="567"/>
         <w:jc w:val="both"/>
       </w:pPr>
       <w:r>
+        <w:rPr>
+          <w:rFonts w:ascii="Times New Roman" w:cs="Times New Roman" w:eastAsia="Times New Roman" w:hAnsi="Times New Roman"/>
+          <w:sz w:val="28"/>
+          <w:szCs w:val="28"/>
+        </w:rPr>
         <w:t xml:space="preserve">O'tkazilish maqsadiga ko'ra dezinfeksiya ikki asosiy turga bo'linadi: profilaktik va o'choqdagi. Profilaktik dezinfeksiya aniq infeksiya manbai yo'q, biroq qo'zg'atuvchi to'planishi va yuqishi ehtimoli mavjud joylarda muntazam o'tkaziladi (jamoat joylari, suv ta'minoti, umumiy ovqatlanish, tibbiy muassasalar). O'choqdagi dezinfeksiya esa infeksiya manbai aniqlangan joyda o'tkaziladi va o'z navbatida ikki turga bo'linadi: joriy dezinfeksiya (bemor manba bo'lib turgan davrda muntazam) va yakuniy dezinfeksiya (manba o'choqdan olib chiqilgach bir marta). Bu tasnif dezinfeksiyani epidemik vaziyatga mos tashkil etish imkonini beradi [1]. Profilaktik dezinfeksiya kasallik hali paydo bo'lmasdan turib qo'zg'atuvchining to'planishiga yo'l qo'ymaslikka, o'choqdagi dezinfeksiya esa allaqachon mavjud bo'lgan infeksiya manbaidan tarqalayotgan qo'zg'atuvchini yo'q qilishga qaratilgan. Shu bois ularning hajmi, rejimi va tashkil etilishi turlicha bo'ladi: profilaktik dezinfeksiya rejali va doimiy, o'choqdagi dezinfeksiya esa aniq vaziyatga bog'liq va maqsadli xususiyat kasb etadi.</w:t>
       </w:r>
     </w:p>
     <w:p>
       <w:pPr>
         <w:pStyle w:val="Heading2"/>
-        <w:spacing w:after="80" w:before="160"/>
-      </w:pPr>
-      <w:r>
+        <w:spacing w:after="100" w:before="200"/>
+      </w:pPr>
+      <w:r>
+        <w:rPr>
+          <w:rFonts w:ascii="Times New Roman" w:cs="Times New Roman" w:eastAsia="Times New Roman" w:hAnsi="Times New Roman"/>
+          <w:b/>
+          <w:bCs/>
+          <w:sz w:val="28"/>
+          <w:szCs w:val="28"/>
+        </w:rPr>
         <w:t xml:space="preserve">Dezinfeksiya usullari (vositasiga ko'ra)</w:t>
       </w:r>
     </w:p>
     <w:p>
       <w:pPr>
-        <w:spacing w:after="120"/>
+        <w:spacing w:after="120" w:line="276"/>
+        <w:ind w:firstLine="567"/>
         <w:jc w:val="both"/>
       </w:pPr>
       <w:r>
+        <w:rPr>
+          <w:rFonts w:ascii="Times New Roman" w:cs="Times New Roman" w:eastAsia="Times New Roman" w:hAnsi="Times New Roman"/>
+          <w:sz w:val="28"/>
+          <w:szCs w:val="28"/>
+        </w:rPr>
         <w:t xml:space="preserve">Qo'llaniladigan vositaga ko'ra dezinfeksiya bir necha usulga bo'linadi. Mexanik usul — changyutish, yuvish, shamollatish, iflos qatlamni olib tashlash orqali qo'zg'atuvchi sonini kamaytiradi. Fizik usul — yuqori harorat (qaynatish, bug', quruq issiq havo), ultrabinafsha nurlanish, qizdirish va quritish. Kimyoviy usul — dezinfeksiyalovchi moddalar (xlor saqlovchi preparatlar, vodorod peroksid, chetvertichli ammoniy birikmalari, spirtlar) eritmalari bilan ishlov berish; bu eng keng tarqalgan usul. Biologik usul esa mikroorganizmlar yoki ularning mahsulotlaridan foydalanishga asoslanadi (asosan chiqindi suvlar va biologik chiqindilarni tozalashda) [2]. Amalda ko'pincha bir necha usul birgalikda, bosqichma-bosqich qo'llaniladi — masalan, avval mexanik tozalash, so'ng kimyoviy yoki fizik ishlov beriladi.</w:t>
       </w:r>
     </w:p>
     <w:p>
       <w:pPr>
         <w:pStyle w:val="Heading2"/>
-        <w:spacing w:after="80" w:before="160"/>
-      </w:pPr>
-      <w:r>
+        <w:spacing w:after="100" w:before="200"/>
+      </w:pPr>
+      <w:r>
+        <w:rPr>
+          <w:rFonts w:ascii="Times New Roman" w:cs="Times New Roman" w:eastAsia="Times New Roman" w:hAnsi="Times New Roman"/>
+          <w:b/>
+          <w:bCs/>
+          <w:sz w:val="28"/>
+          <w:szCs w:val="28"/>
+        </w:rPr>
         <w:t xml:space="preserve">Dezinfeksiyalovchi vositalarning guruhlari</w:t>
       </w:r>
     </w:p>
     <w:p>
       <w:pPr>
-        <w:spacing w:after="120"/>
+        <w:spacing w:after="120" w:line="276"/>
+        <w:ind w:firstLine="567"/>
         <w:jc w:val="both"/>
       </w:pPr>
       <w:r>
+        <w:rPr>
+          <w:rFonts w:ascii="Times New Roman" w:cs="Times New Roman" w:eastAsia="Times New Roman" w:hAnsi="Times New Roman"/>
+          <w:sz w:val="28"/>
+          <w:szCs w:val="28"/>
+        </w:rPr>
         <w:t xml:space="preserve">Kimyoviy dezinfeksiyalovchi vositalar kimyoviy tabiatiga ko'ra bir necha guruhga bo'linadi: galogen saqlovchi (xlor va yod birikmalari), kislorod saqlovchi (vodorod peroksid, perborat), sirt-faol moddalar (chetvertichli ammoniy birikmalari), aldegidlar (glutaraldegid, formaldegid), spirtlar va fenol birikmalari. Har bir guruhning o'z faollik spektri, afzalliklari va kamchiliklari bor. Vositani tanlashda qo'zg'atuvchi turi va chidamliligi, obyekt xususiyati, toksiklik va narx hisobga olinadi. To'g'ri konsentratsiya va ekspozitsiya vaqtiga rioya qilish samaradorlikning asosiy shartidir [2]. Ideal dezinfeksiyalovchi vosita keng ta'sir spektriga ega, tez ta'sir qiluvchi, odam va obyektlar uchun xavfsiz, arzon va ishlatish uchun qulay bo'lishi kerak; biroq amalda barcha xususiyatlarni bir vositada birlashtirish qiyin, shu bois har bir vaziyat uchun eng maqbul vosita tanlanadi.</w:t>
       </w:r>
     </w:p>
     <w:p>
       <w:pPr>
         <w:pStyle w:val="Heading2"/>
-        <w:spacing w:after="80" w:before="160"/>
-      </w:pPr>
-      <w:r>
+        <w:spacing w:after="100" w:before="200"/>
+      </w:pPr>
+      <w:r>
+        <w:rPr>
+          <w:rFonts w:ascii="Times New Roman" w:cs="Times New Roman" w:eastAsia="Times New Roman" w:hAnsi="Times New Roman"/>
+          <w:b/>
+          <w:bCs/>
+          <w:sz w:val="28"/>
+          <w:szCs w:val="28"/>
+        </w:rPr>
         <w:t xml:space="preserve">Dezinfeksiyaning yuqumli kasalliklarga qarshi kurashdagi ahamiyati</w:t>
       </w:r>
     </w:p>
     <w:p>
       <w:pPr>
-        <w:spacing w:after="120"/>
+        <w:spacing w:after="120" w:line="276"/>
+        <w:ind w:firstLine="567"/>
         <w:jc w:val="both"/>
       </w:pPr>
       <w:r>
+        <w:rPr>
+          <w:rFonts w:ascii="Times New Roman" w:cs="Times New Roman" w:eastAsia="Times New Roman" w:hAnsi="Times New Roman"/>
+          <w:sz w:val="28"/>
+          <w:szCs w:val="28"/>
+        </w:rPr>
         <w:t xml:space="preserve">Dezinfeksiyaning ahamiyati, ayniqsa tashqi muhit orqali yuqadigan infeksiyalarda juda katta. Fekal-oral mexanizmli ichak infeksiyalarida (ich terlama, dizenteriya, vabo, virusli gepatit A) dezinfeksiya qo'zg'atuvchining suv, oziq-ovqat va maishiy omillar orqali yuqishiga to'sqinlik qiladi. Tibbiy muassasalarda dezinfeksiya shifoxona ichi infeksiyalarining, jumladan qon orqali yuqadigan infeksiyalarning oldini oladi. Dezinfeksiya epidemik o'choqni lokalizatsiya qilish va bartaraf etishning muhim vositasi bo'lib, boshqa tadbirlar (bemorni ajratish, muloqotdagilarni kuzatish) bilan birgalikda qo'llaniladi [1][2]. Shuni ta'kidlash kerakki, dezinfeksiyaning ahamiyati kasallik turiga qarab turlicha: tashqi muhitda chidamli qo'zg'atuvchilar keltirgan kasalliklarda (ich terlama, virusli gepatit, sil) u hal qiluvchi, havo-tomchi orqali tez yuqadigan va tashqi muhitda tez nobud bo'ladigan qo'zg'atuvchilarda (gripp, qizamiq) esa cheklangan ahamiyatga ega. Shu bois dezinfeksiya hajmi har bir kasallik uchun alohida belgilanadi.</w:t>
       </w:r>
     </w:p>
     <w:p>
       <w:pPr>
         <w:pStyle w:val="Heading2"/>
-        <w:spacing w:after="80" w:before="160"/>
-      </w:pPr>
-      <w:r>
+        <w:spacing w:after="100" w:before="200"/>
+      </w:pPr>
+      <w:r>
+        <w:rPr>
+          <w:rFonts w:ascii="Times New Roman" w:cs="Times New Roman" w:eastAsia="Times New Roman" w:hAnsi="Times New Roman"/>
+          <w:b/>
+          <w:bCs/>
+          <w:sz w:val="28"/>
+          <w:szCs w:val="28"/>
+        </w:rPr>
         <w:t xml:space="preserve">Samaradorlik va nazorat</w:t>
       </w:r>
     </w:p>
     <w:p>
       <w:pPr>
-        <w:spacing w:after="120"/>
+        <w:spacing w:after="120" w:line="276"/>
+        <w:ind w:firstLine="567"/>
         <w:jc w:val="both"/>
       </w:pPr>
       <w:r>
+        <w:rPr>
+          <w:rFonts w:ascii="Times New Roman" w:cs="Times New Roman" w:eastAsia="Times New Roman" w:hAnsi="Times New Roman"/>
+          <w:sz w:val="28"/>
+          <w:szCs w:val="28"/>
+        </w:rPr>
         <w:t xml:space="preserve">Dezinfeksiya samaradorligi uning to'g'ri o'tkazilishiga bog'liq va nazorat qilinadi. Nazorat uch xil bo'ladi: vizual (tozalikni baholash), kimyoviy (eritma konsentratsiyasini tekshirish) va bakteriologik (ishlov berilgan yuzalardan surtma olib qo'zg'atuvchi qolgan-qolmaganligini aniqlash). Bakteriologik nazorat eng ishonchli ko'rsatkichdir. Noto'g'ri tanlangan vosita, yetarli bo'lmagan konsentratsiya yoki ekspozitsiya dezinfeksiyani samarasiz qiladi va soxta xavfsizlik tuyg'usini keltirib chiqaradi. Shu bois nazorat dezinfeksiyaning ajralmas qismidir [2]. Dezinfeksiya samaradorligiga ta'sir qiluvchi omillar ko'p: qo'zg'atuvchining turi va chidamliligi, obyekt yuzasidagi organik qoldiqlar (qon, oqsil dezinfeksiyalovchi moddani neytrallaydi), harorat, eritmaning yangiligi va to'g'ri tayyorlanganligi. Shuning uchun dezinfeksiyadan oldin obyektni mexanik tozalash (yuvish) ko'pincha zarur bosqich hisoblanadi, chunki iflos yuzada dezinfeksiya to'liq samara bermaydi.</w:t>
       </w:r>
     </w:p>
     <w:p>
       <w:pPr>
         <w:pStyle w:val="Heading2"/>
-        <w:spacing w:after="80" w:before="160"/>
-      </w:pPr>
-      <w:r>
+        <w:spacing w:after="100" w:before="200"/>
+      </w:pPr>
+      <w:r>
+        <w:rPr>
+          <w:rFonts w:ascii="Times New Roman" w:cs="Times New Roman" w:eastAsia="Times New Roman" w:hAnsi="Times New Roman"/>
+          <w:b/>
+          <w:bCs/>
+          <w:sz w:val="28"/>
+          <w:szCs w:val="28"/>
+        </w:rPr>
         <w:t xml:space="preserve">Xavfsizlik va amaliy jihatlar</w:t>
       </w:r>
     </w:p>
     <w:p>
       <w:pPr>
-        <w:spacing w:after="120"/>
+        <w:spacing w:after="120" w:line="276"/>
+        <w:ind w:firstLine="567"/>
         <w:jc w:val="both"/>
       </w:pPr>
       <w:r>
+        <w:rPr>
+          <w:rFonts w:ascii="Times New Roman" w:cs="Times New Roman" w:eastAsia="Times New Roman" w:hAnsi="Times New Roman"/>
+          <w:sz w:val="28"/>
+          <w:szCs w:val="28"/>
+        </w:rPr>
         <w:t xml:space="preserve">Dezinfeksiyalovchi vositalarning ko'pchiligi zaharli va agressiv moddalar bo'lgani uchun ular bilan ishlashda xavfsizlik texnikasiga rioya qilish shart: shaxsiy himoya vositalaridan (qo'lqop, niqob, maxsus kiyim) foydalanish, eritmalarni to'g'ri tayyorlash, vositalarni belgilangan tartibda saqlash va yaroqlilik muddatini nazorat qilish. Dezinfeksiya tadbirlari hujjatlashtiriladi va davlat sanitariya nazorati ostida bo'ladi. Xodimlarning malakasi va vositalar bilan ta'minlanganligi dezinfeksiya sifatini belgilaydi [1]. Dezinfeksiyalovchi vositalarni almashtirib turish ham muhim, chunki ba'zi mikroorganizmlar vaqt o'tishi bilan muayyan vositaga nisbatan chidamlilik hosil qilishi mumkin; shu bois tibbiy muassasalarda vositalar rotatsiyasi tavsiya etiladi. Shuningdek, zamonaviy sharoitda ekologik jihatdan xavfsizroq va kam toksik vositalarga, avtomatlashtirilgan dezinfeksiya tizimlariga (masalan, havo va yuzalarni zararsizlantiruvchi qurilmalar) ustunlik berilmoqda.</w:t>
       </w:r>
     </w:p>
     <w:p>
       <w:pPr>
         <w:pStyle w:val="Heading2"/>
-        <w:spacing w:after="80" w:before="160"/>
-      </w:pPr>
-      <w:r>
+        <w:spacing w:after="100" w:before="200"/>
+      </w:pPr>
+      <w:r>
+        <w:rPr>
+          <w:rFonts w:ascii="Times New Roman" w:cs="Times New Roman" w:eastAsia="Times New Roman" w:hAnsi="Times New Roman"/>
+          <w:b/>
+          <w:bCs/>
+          <w:sz w:val="28"/>
+          <w:szCs w:val="28"/>
+        </w:rPr>
+        <w:t xml:space="preserve">Profilaktik dezinfeksiya: davriylik va sifat nazorati</w:t>
+      </w:r>
+    </w:p>
+    <w:p>
+      <w:pPr>
+        <w:spacing w:after="120" w:line="276"/>
+        <w:ind w:firstLine="567"/>
+        <w:jc w:val="both"/>
+      </w:pPr>
+      <w:r>
+        <w:rPr>
+          <w:rFonts w:ascii="Times New Roman" w:cs="Times New Roman" w:eastAsia="Times New Roman" w:hAnsi="Times New Roman"/>
+          <w:sz w:val="28"/>
+          <w:szCs w:val="28"/>
+        </w:rPr>
+        <w:t xml:space="preserve">Profilaktik dezinfeksiya jamoat binolari va joylashtirish vositalarida, sanitar tozalash tashkilotlari hududlarida, rekreatsiya va sog'lomlashtirish obyektlarida, bojxona terminallarida, transport infratuzilmasi obyektlarida, chegara o'tkazish punktlarida, temir yo'l va daryo vokzallari, avtovokzallar, aeroportlar va metropolitenda o'tkazilishi zarur; xodimlar bir kun oldin ogohlantiriladi, tadbir obyektlarda oyida bir marta, epidemik mavsumda esa tez-tez amalga oshiriladi [1]. Sifat bakteriologik surtmalar bilan baholanadi: E. coli tuman (shahar) markazida 5 foizgacha, chekka hududlarda 3 foizgacha aniqlansa, dezinfeksiya sifatli deb hisoblanadi [1]. Dezinfeksiya vositalarida III–IV xavf sinfi, ta'lim tashkilotlarida esa faqat IV xavf sinfi qo'llanadi [1].</w:t>
+      </w:r>
+    </w:p>
+    <w:p>
+      <w:pPr>
+        <w:spacing w:after="120" w:line="276"/>
+        <w:ind w:firstLine="567"/>
+        <w:jc w:val="both"/>
+      </w:pPr>
+      <w:r>
+        <w:rPr>
+          <w:rFonts w:ascii="Times New Roman" w:cs="Times New Roman" w:eastAsia="Times New Roman" w:hAnsi="Times New Roman"/>
+          <w:sz w:val="28"/>
+          <w:szCs w:val="28"/>
+        </w:rPr>
+        <w:t xml:space="preserve">Darslikda dezinfeksiya atamasi qo'zg'atuvchini tashqi muhitda yo'qotishni, shuningdek dezinseksiya va deratizatsiyani ham o'z ichiga olgan yig'ma tushuncha sifatida izohlanadi [3]. Qonunda epidemik ko'rsatmalar bo'yicha dezinfeksiya davlat sanitariya nazorati organlari, profilaktik dezinfeksiya esa shartnoma asosida dezinfeksiya stansiyalari zimmasiga yuklangan [4].</w:t>
+      </w:r>
+    </w:p>
+    <w:p>
+      <w:pPr>
+        <w:pStyle w:val="Heading2"/>
+        <w:spacing w:after="100" w:before="200"/>
+      </w:pPr>
+      <w:r>
+        <w:rPr>
+          <w:rFonts w:ascii="Times New Roman" w:cs="Times New Roman" w:eastAsia="Times New Roman" w:hAnsi="Times New Roman"/>
+          <w:b/>
+          <w:bCs/>
+          <w:sz w:val="28"/>
+          <w:szCs w:val="28"/>
+        </w:rPr>
         <w:t xml:space="preserve">Xulosa</w:t>
       </w:r>
     </w:p>
     <w:p>
       <w:pPr>
-        <w:spacing w:after="120"/>
+        <w:spacing w:after="120" w:line="276"/>
+        <w:ind w:firstLine="567"/>
         <w:jc w:val="both"/>
       </w:pPr>
       <w:r>
-        <w:t xml:space="preserve">Dezinfeksiya — tashqi muhitdagi qo'zg'atuvchilarni yo'q qilib, yuqish mexanizmini uzadigan muhim epidemiyaga qarshi tadbirdir. Maqsadiga ko'ra u profilaktik va o'choqdagi (joriy, yakuniy) turlarga, vositasiga ko'ra mexanik, fizik, kimyoviy va biologik usullarga bo'linadi. Dezinfeksiyaning ahamiyati ayniqsa ichak infeksiyalari va shifoxona ichi infeksiyalariga qarshi kurashda yuqori. Uning samaradorligi to'g'ri vosita, konsentratsiya va ekspozitsiyaga, shuningdek bakteriologik nazoratga bog'liq. Shu bois dezinfeksiya yuqumli kasalliklarga qarshi kurash tizimining asosiy komponentlaridan biri hisoblanadi va uning turlarini hamda to'g'ri qo'llanilishini bilish vrach-epidemiolog uchun zaruriy amaliy malakadir.</w:t>
+        <w:rPr>
+          <w:rFonts w:ascii="Times New Roman" w:cs="Times New Roman" w:eastAsia="Times New Roman" w:hAnsi="Times New Roman"/>
+          <w:sz w:val="28"/>
+          <w:szCs w:val="28"/>
+        </w:rPr>
+        <w:t xml:space="preserve">Dezinfeksiya — tashqi muhitdagi qo'zg'atuvchilarni yo'q qilib, yuqish mexanizmini uzadigan muhim epidemiyaga qarshi tadbirdir. Maqsadiga ko'ra u profilaktik va o'choqdagi (joriy, yakuniy) turlarga, vositasiga ko'ra mexanik, fizik, kimyoviy va biologik usullarga bo'linadi. Dezinfeksiyaning ahamiyati ayniqsa ichak infeksiyalari va shifoxona ichi infeksiyalariga qarshi kurashda yuqori. Uning samaradorligi to'g'ri vosita, konsentratsiya va ekspozitsiyaga, shuningdek bakteriologik nazoratga bog'liq. Shu bois dezinfeksiya yuqumli kasalliklarga qarshi kurash tizimining asosiy komponentlaridan biri hisoblanadi va uning turlarini hamda to'g'ri qo'llanilishini bilish vrach-epidemiolog uchun zaruriy amaliy malakadir. CDC yo'riqnomasining maqsadi dezinfeksiya va sterilizatsiyani to'g'ri qo'llash orqali tibbiy yordam bilan bog'liq infeksiyalar ko'rsatkichini kamaytirishdir [5].</w:t>
       </w:r>
     </w:p>
     <w:p>
       <w:pPr>
         <w:pStyle w:val="Heading2"/>
-        <w:spacing w:after="80" w:before="220"/>
-      </w:pPr>
-      <w:r>
+        <w:spacing w:after="100" w:before="280"/>
+      </w:pPr>
+      <w:r>
+        <w:rPr>
+          <w:rFonts w:ascii="Times New Roman" w:cs="Times New Roman" w:eastAsia="Times New Roman" w:hAnsi="Times New Roman"/>
+          <w:b/>
+          <w:bCs/>
+          <w:sz w:val="28"/>
+          <w:szCs w:val="28"/>
+        </w:rPr>
         <w:t xml:space="preserve">Foydalanilgan adabiyotlar</w:t>
       </w:r>
     </w:p>
@@ -162,10 +320,15 @@
           <w:ilvl w:val="0"/>
           <w:numId w:val="2"/>
         </w:numPr>
-        <w:spacing w:after="40"/>
-      </w:pPr>
-      <w:r>
-        <w:t xml:space="preserve">SanQvaN 0090-25. Dezinfeksiya tadbirlarini o'tkazish ... sanitariya qoidalari, normalari va gigiyena normativlari. O'zR SSV huzuridagi SEO va JSQ qo'mitasi, 2025-yil 5-may, 8-son qaror (Adliya vazirligida 03.06.2025, № 350). URL: https://lex.uz/docs/-7556121</w:t>
+        <w:spacing w:after="80" w:line="260"/>
+      </w:pPr>
+      <w:r>
+        <w:rPr>
+          <w:rFonts w:ascii="Times New Roman" w:cs="Times New Roman" w:eastAsia="Times New Roman" w:hAnsi="Times New Roman"/>
+          <w:sz w:val="28"/>
+          <w:szCs w:val="28"/>
+        </w:rPr>
+        <w:t xml:space="preserve">SanQvaN № 0090-25: Dezinfeksiya tadbirlarini o'tkazish, dezinfeksiya xizmatini amalga oshiruvchi tashkilotlarni joylashtirish hamda ularning xonalari va jihozlariga, dezinfeksiya vositalarini saqlash, tashish va ulardan foydalanishga oid sanitariya qoidalari, normalari va gigiyena normativlari (SEO va JS qo'mitasi qarori, Toshkent, 05.05.2025, № 8; Adliya vazirligida 03.06.2025-yilda 350-raqam bilan ro'yxatga olingan). URL: https://lex.uz/en/docs/-7556121. Manba: xayrullokomilov.uz/kutubxona, material № 660.</w:t>
       </w:r>
     </w:p>
     <w:p>
@@ -175,9 +338,14 @@
           <w:ilvl w:val="0"/>
           <w:numId w:val="2"/>
         </w:numPr>
-        <w:spacing w:after="40"/>
-      </w:pPr>
-      <w:r>
+        <w:spacing w:after="80" w:line="260"/>
+      </w:pPr>
+      <w:r>
+        <w:rPr>
+          <w:rFonts w:ascii="Times New Roman" w:cs="Times New Roman" w:eastAsia="Times New Roman" w:hAnsi="Times New Roman"/>
+          <w:sz w:val="28"/>
+          <w:szCs w:val="28"/>
+        </w:rPr>
         <w:t xml:space="preserve">Osipova V.L. Dezinfeksiya: o'quv qo'llanma. — Moskva: GEOTAR-Media, 2009.</w:t>
       </w:r>
     </w:p>
@@ -188,15 +356,56 @@
           <w:ilvl w:val="0"/>
           <w:numId w:val="2"/>
         </w:numPr>
-        <w:spacing w:after="40"/>
-      </w:pPr>
-      <w:r>
-        <w:t xml:space="preserve">Mirtazayev O.M., Zuyeva L.P., Matnazarova G.S. Epidemiologiya. — Toshkent, 2016.</w:t>
+        <w:spacing w:after="80" w:line="260"/>
+      </w:pPr>
+      <w:r>
+        <w:rPr>
+          <w:rFonts w:ascii="Times New Roman" w:cs="Times New Roman" w:eastAsia="Times New Roman" w:hAnsi="Times New Roman"/>
+          <w:sz w:val="28"/>
+          <w:szCs w:val="28"/>
+        </w:rPr>
+        <w:t xml:space="preserve">Mirtazayev O.M., Zueva L.P., Matnazarova G.S. Epidemiologiya (darslik). Toshkent, 2016. 15.2-bo'lim: Dezinfeksiya (154–155-betlar). Manba: xayrullokomilov.uz/kutubxona, material № 2356 (matn kirill yozuvida).</w:t>
+      </w:r>
+    </w:p>
+    <w:p>
+      <w:pPr>
+        <w:pStyle w:val="ListParagraph"/>
+        <w:numPr>
+          <w:ilvl w:val="0"/>
+          <w:numId w:val="2"/>
+        </w:numPr>
+        <w:spacing w:after="80" w:line="260"/>
+      </w:pPr>
+      <w:r>
+        <w:rPr>
+          <w:rFonts w:ascii="Times New Roman" w:cs="Times New Roman" w:eastAsia="Times New Roman" w:hAnsi="Times New Roman"/>
+          <w:sz w:val="28"/>
+          <w:szCs w:val="28"/>
+        </w:rPr>
+        <w:t xml:space="preserve">O'zbekiston Respublikasining "Aholining sanitariya-epidemiologik osoyishtaligi to'g'risida"gi Qonuni (Qonunchilik palatasi 2015-yil 15-iyulda qabul qilgan, Senat 2015-yil 6-avgustda ma'qullagan), 34-modda. URL: https://lex.uz/docs/2732587. Manba: xayrullokomilov.uz/kutubxona, material № 201 (matn kirill yozuvida; asosiy raqami matnda ko'rsatilmagan — tasdiqlanmagan).</w:t>
+      </w:r>
+    </w:p>
+    <w:p>
+      <w:pPr>
+        <w:pStyle w:val="ListParagraph"/>
+        <w:numPr>
+          <w:ilvl w:val="0"/>
+          <w:numId w:val="2"/>
+        </w:numPr>
+        <w:spacing w:after="80" w:line="260"/>
+      </w:pPr>
+      <w:r>
+        <w:rPr>
+          <w:rFonts w:ascii="Times New Roman" w:cs="Times New Roman" w:eastAsia="Times New Roman" w:hAnsi="Times New Roman"/>
+          <w:sz w:val="28"/>
+          <w:szCs w:val="28"/>
+        </w:rPr>
+        <w:t xml:space="preserve">Rutala W.A., Weber D.J.; Healthcare Infection Control Practices Advisory Committee (HICPAC). Guideline for Disinfection and Sterilization in Healthcare Facilities, 2008. Centers for Disease Control and Prevention. URL: https://stacks.cdc.gov/view/cdc/47378 (kirilgan sana: 30.10.2026).</w:t>
       </w:r>
     </w:p>
     <w:sectPr>
       <w:pgSz w:w="11906" w:h="16838" w:orient="portrait"/>
-      <w:pgMar w:top="1134" w:right="850" w:bottom="1134" w:left="1418" w:header="708" w:footer="708" w:gutter="0"/>
+      <w:pgMar w:top="1134" w:right="850" w:bottom="1134" w:left="1701" w:header="708" w:footer="708" w:gutter="0"/>
       <w:pgNumType/>
       <w:docGrid w:linePitch="360"/>
     </w:sectPr>
@@ -368,48 +577,17 @@
     <w:multiLevelType w:val="hybridMultilevel"/>
     <w:lvl w:ilvl="0" w:tentative="1">
       <w:start w:val="1"/>
-      <w:numFmt w:val="bullet"/>
-      <w:lvlText w:val="•"/>
+      <w:numFmt w:val="decimal"/>
+      <w:lvlText w:val="[%1]"/>
       <w:lvlJc w:val="left"/>
       <w:pPr>
-        <w:ind w:left="576" w:hanging="316"/>
-      </w:pPr>
-    </w:lvl>
-  </w:abstractNum>
-  <w:abstractNum w:abstractNumId="3" w15:restartNumberingAfterBreak="0">
-    <w:multiLevelType w:val="hybridMultilevel"/>
-    <w:lvl w:ilvl="0" w:tentative="1">
-      <w:start w:val="1"/>
-      <w:numFmt w:val="decimal"/>
-      <w:lvlText w:val="%1."/>
-      <w:lvlJc w:val="left"/>
-      <w:pPr>
-        <w:ind w:left="576" w:hanging="316"/>
-      </w:pPr>
-    </w:lvl>
-  </w:abstractNum>
-  <w:abstractNum w:abstractNumId="4" w15:restartNumberingAfterBreak="0">
-    <w:multiLevelType w:val="hybridMultilevel"/>
-    <w:lvl w:ilvl="0" w:tentative="1">
-      <w:start w:val="1"/>
-      <w:numFmt w:val="decimal"/>
-      <w:lvlText w:val="%1."/>
-      <w:lvlJc w:val="left"/>
-      <w:pPr>
-        <w:ind w:left="576" w:hanging="316"/>
-      </w:pPr>
-    </w:lvl>
-  </w:abstractNum>
-  <w:abstractNum w:abstractNumId="90">
-    <w:multiLevelType w:val="hybridMultilevel"/>
-    <w:lvl w:ilvl="0">
-      <w:start w:val="1"/>
-      <w:numFmt w:val="decimal"/>
-      <w:lvlText w:val="%1)"/>
-      <w:lvlJc w:val="left"/>
-      <w:pPr>
-        <w:ind w:left="851" w:hanging="425"/>
-      </w:pPr>
+        <w:ind w:left="720" w:hanging="720"/>
+      </w:pPr>
+      <w:rPr>
+        <w:rFonts w:ascii="Times New Roman" w:cs="Times New Roman" w:eastAsia="Times New Roman" w:hAnsi="Times New Roman"/>
+        <w:sz w:val="28"/>
+        <w:szCs w:val="28"/>
+      </w:rPr>
     </w:lvl>
   </w:abstractNum>
   <w:num w:numId="1">
@@ -419,7 +597,7 @@
     </w:lvlOverride>
   </w:num>
   <w:num w:numId="2">
-    <w:abstractNumId w:val="4"/>
+    <w:abstractNumId w:val="2"/>
     <w:lvlOverride w:ilvl="0">
       <w:startOverride w:val="1"/>
     </w:lvlOverride>
@@ -433,8 +611,8 @@
     <w:rPrDefault>
       <w:rPr>
         <w:rFonts w:ascii="Times New Roman" w:cs="Times New Roman" w:eastAsia="Times New Roman" w:hAnsi="Times New Roman"/>
-        <w:sz w:val="24"/>
-        <w:szCs w:val="24"/>
+        <w:sz w:val="28"/>
+        <w:szCs w:val="28"/>
       </w:rPr>
     </w:rPrDefault>
     <w:pPrDefault/>
@@ -569,7 +747,7 @@
     <w:unhideWhenUsed/>
     <w:pPr>
       <w:spacing w:after="100"/>
-      <w:ind w:left="240"/>
+      <w:ind w:left="280"/>
     </w:pPr>
   </w:style>
   <w:style w:type="paragraph" w:styleId="TOC3">
@@ -581,7 +759,7 @@
     <w:unhideWhenUsed/>
     <w:pPr>
       <w:spacing w:after="100"/>
-      <w:ind w:left="480"/>
+      <w:ind w:left="560"/>
     </w:pPr>
   </w:style>
   <w:style w:type="paragraph" w:styleId="TOC4">
@@ -593,7 +771,7 @@
     <w:unhideWhenUsed/>
     <w:pPr>
       <w:spacing w:after="100"/>
-      <w:ind w:left="720"/>
+      <w:ind w:left="840"/>
     </w:pPr>
   </w:style>
   <w:style w:type="paragraph" w:styleId="TOC5">
@@ -605,7 +783,7 @@
     <w:unhideWhenUsed/>
     <w:pPr>
       <w:spacing w:after="100"/>
-      <w:ind w:left="960"/>
+      <w:ind w:left="1120"/>
     </w:pPr>
   </w:style>
   <w:style w:type="paragraph" w:styleId="TOC6">
@@ -617,7 +795,7 @@
     <w:unhideWhenUsed/>
     <w:pPr>
       <w:spacing w:after="100"/>
-      <w:ind w:left="1200"/>
+      <w:ind w:left="1400"/>
     </w:pPr>
   </w:style>
   <w:style w:type="paragraph" w:styleId="TOC7">
@@ -629,7 +807,7 @@
     <w:unhideWhenUsed/>
     <w:pPr>
       <w:spacing w:after="100"/>
-      <w:ind w:left="1440"/>
+      <w:ind w:left="1680"/>
     </w:pPr>
   </w:style>
   <w:style w:type="paragraph" w:styleId="TOC8">
@@ -641,7 +819,7 @@
     <w:unhideWhenUsed/>
     <w:pPr>
       <w:spacing w:after="100"/>
-      <w:ind w:left="1680"/>
+      <w:ind w:left="1960"/>
     </w:pPr>
   </w:style>
   <w:style w:type="paragraph" w:styleId="TOC9">
@@ -653,7 +831,7 @@
     <w:unhideWhenUsed/>
     <w:pPr>
       <w:spacing w:after="100"/>
-      <w:ind w:left="1920"/>
+      <w:ind w:left="2240"/>
     </w:pPr>
   </w:style>
   <w:style w:type="character" w:styleId="Hyperlink">
@@ -753,15 +931,16 @@
     <w:next w:val="Normal"/>
     <w:qFormat/>
     <w:pPr>
-      <w:spacing w:after="200"/>
-      <w:jc w:val="center"/>
+      <w:spacing w:after="240" w:before="0"/>
+      <w:outlineLvl w:val="0"/>
     </w:pPr>
     <w:rPr>
       <w:rFonts w:ascii="Times New Roman" w:cs="Times New Roman" w:eastAsia="Times New Roman" w:hAnsi="Times New Roman"/>
       <w:b/>
       <w:bCs/>
-      <w:sz w:val="28"/>
-      <w:szCs w:val="28"/>
+      <w:color w:val="000000"/>
+      <w:sz w:val="30"/>
+      <w:szCs w:val="30"/>
     </w:rPr>
   </w:style>
   <w:style w:type="paragraph" w:styleId="Heading2">
@@ -769,12 +948,17 @@
     <w:basedOn w:val="Normal"/>
     <w:next w:val="Normal"/>
     <w:qFormat/>
+    <w:pPr>
+      <w:spacing w:after="100" w:before="200"/>
+      <w:outlineLvl w:val="1"/>
+    </w:pPr>
     <w:rPr>
       <w:rFonts w:ascii="Times New Roman" w:cs="Times New Roman" w:eastAsia="Times New Roman" w:hAnsi="Times New Roman"/>
       <w:b/>
       <w:bCs/>
-      <w:sz w:val="26"/>
-      <w:szCs w:val="26"/>
+      <w:color w:val="000000"/>
+      <w:sz w:val="28"/>
+      <w:szCs w:val="28"/>
     </w:rPr>
   </w:style>
 </w:styles>
